--- a/CS 4800 - Captsone/Team Contract Template_2.docx
+++ b/CS 4800 - Captsone/Team Contract Template_2.docx
@@ -53,6 +53,7 @@
         <w:pStyle w:val="ListParagraph"/>
         <w:spacing w:line="240" w:lineRule="auto"/>
         <w:rPr>
+          <w:rFonts w:asciiTheme="majorHAnsi" w:hAnsiTheme="majorHAnsi" w:cstheme="majorHAnsi"/>
           <w:color w:val="2E74B5" w:themeColor="accent1" w:themeShade="BF"/>
           <w:sz w:val="24"/>
           <w:szCs w:val="24"/>
@@ -60,6 +61,7 @@
       </w:pPr>
       <w:r>
         <w:rPr>
+          <w:rFonts w:asciiTheme="majorHAnsi" w:hAnsiTheme="majorHAnsi" w:cstheme="majorHAnsi"/>
           <w:color w:val="2E74B5" w:themeColor="accent1" w:themeShade="BF"/>
           <w:sz w:val="24"/>
           <w:szCs w:val="24"/>
@@ -88,6 +90,7 @@
         <w:pStyle w:val="ListParagraph"/>
         <w:spacing w:line="240" w:lineRule="auto"/>
         <w:rPr>
+          <w:rFonts w:asciiTheme="majorHAnsi" w:hAnsiTheme="majorHAnsi" w:cstheme="majorHAnsi"/>
           <w:color w:val="2E74B5" w:themeColor="accent1" w:themeShade="BF"/>
           <w:sz w:val="24"/>
           <w:szCs w:val="24"/>
@@ -95,6 +98,7 @@
       </w:pPr>
       <w:r>
         <w:rPr>
+          <w:rFonts w:asciiTheme="majorHAnsi" w:hAnsiTheme="majorHAnsi" w:cstheme="majorHAnsi"/>
           <w:color w:val="2E74B5" w:themeColor="accent1" w:themeShade="BF"/>
           <w:sz w:val="24"/>
           <w:szCs w:val="24"/>
@@ -109,7 +113,39 @@
         <w:ind w:firstLine="720"/>
       </w:pPr>
       <w:r>
-        <w:t>Terence Soule and Daniel Conte de Leon oversee as instructor and client respectively.</w:t>
+        <w:t xml:space="preserve">Terence Soule and </w:t>
+      </w:r>
+      <w:proofErr w:type="gramStart"/>
+      <w:r>
+        <w:t>Daniel Conte</w:t>
+      </w:r>
+      <w:proofErr w:type="gramEnd"/>
+      <w:r>
+        <w:t xml:space="preserve"> de Leon </w:t>
+      </w:r>
+      <w:proofErr w:type="gramStart"/>
+      <w:r>
+        <w:t>oversee</w:t>
+      </w:r>
+      <w:proofErr w:type="gramEnd"/>
+      <w:r>
+        <w:t xml:space="preserve"> as </w:t>
+      </w:r>
+      <w:proofErr w:type="gramStart"/>
+      <w:r>
+        <w:t>instructor</w:t>
+      </w:r>
+      <w:proofErr w:type="gramEnd"/>
+      <w:r>
+        <w:t xml:space="preserve"> and </w:t>
+      </w:r>
+      <w:proofErr w:type="gramStart"/>
+      <w:r>
+        <w:t>client</w:t>
+      </w:r>
+      <w:proofErr w:type="gramEnd"/>
+      <w:r>
+        <w:t xml:space="preserve"> respectively.</w:t>
       </w:r>
     </w:p>
     <w:p>
@@ -718,7 +754,15 @@
         <w:t>the ‘Project 47’ Dropbox folder.</w:t>
       </w:r>
       <w:r>
-        <w:t xml:space="preserve"> It can be reviewed at any time. This contract can be amended with proper review by all team members and if amendments are approved, all team members must sign below the revisions.</w:t>
+        <w:t xml:space="preserve"> It can be reviewed at any time. This contract can be amended with proper review by all team members and if amendments are approved, all team members must sign </w:t>
+      </w:r>
+      <w:proofErr w:type="gramStart"/>
+      <w:r>
+        <w:t>below the revisions</w:t>
+      </w:r>
+      <w:proofErr w:type="gramEnd"/>
+      <w:r>
+        <w:t>.</w:t>
       </w:r>
     </w:p>
     <w:p>
@@ -740,7 +784,15 @@
         <w:contextualSpacing/>
       </w:pPr>
       <w:r>
-        <w:t>We, the members of this team, affirm that we have established this contract with input and consensus of all members. By our signatures, we commit to compliance with the contract for the benefit of all members and the team as a whole.</w:t>
+        <w:t xml:space="preserve">We, the members of this team, affirm that we have established this contract with input and consensus of all members. By our signatures, we commit to compliance with the contract for the benefit of all members and the </w:t>
+      </w:r>
+      <w:proofErr w:type="gramStart"/>
+      <w:r>
+        <w:t>team as a whole</w:t>
+      </w:r>
+      <w:proofErr w:type="gramEnd"/>
+      <w:r>
+        <w:t>.</w:t>
       </w:r>
     </w:p>
     <w:p>
